--- a/examples/anomalies/doc/80-autoencoder-han_autoenc_ed.docx
+++ b/examples/anomalies/doc/80-autoencoder-han_autoenc_ed.docx
@@ -137,6 +137,45 @@
       <w:pPr>
         <w:pStyle w:val="SourceCode"/>
       </w:pPr>
+      <w:r>
+        <w:rPr>
+          <w:rStyle w:val="FunctionTok"/>
+        </w:rPr>
+        <w:t xml:space="preserve">source</w:t>
+      </w:r>
+      <w:r>
+        <w:rPr>
+          <w:rStyle w:val="NormalTok"/>
+        </w:rPr>
+        <w:t xml:space="preserve">(</w:t>
+      </w:r>
+      <w:r>
+        <w:rPr>
+          <w:rStyle w:val="FunctionTok"/>
+        </w:rPr>
+        <w:t xml:space="preserve">url</w:t>
+      </w:r>
+      <w:r>
+        <w:rPr>
+          <w:rStyle w:val="NormalTok"/>
+        </w:rPr>
+        <w:t xml:space="preserve">(</w:t>
+      </w:r>
+      <w:r>
+        <w:rPr>
+          <w:rStyle w:val="StringTok"/>
+        </w:rPr>
+        <w:t xml:space="preserve">"https://raw.githubusercontent.com/cefet-rj-dal/harbinger/master/examples/seed.R"</w:t>
+      </w:r>
+      <w:r>
+        <w:rPr>
+          <w:rStyle w:val="NormalTok"/>
+        </w:rPr>
+        <w:t xml:space="preserve">))</w:t>
+      </w:r>
+      <w:r>
+        <w:br/>
+      </w:r>
       <w:r>
         <w:rPr>
           <w:rStyle w:val="CommentTok"/>
@@ -608,6 +647,21 @@
       </w:r>
       <w:r>
         <w:rPr>
+          <w:rStyle w:val="FunctionTok"/>
+        </w:rPr>
+        <w:t xml:space="preserve">set_example_seed</w:t>
+      </w:r>
+      <w:r>
+        <w:rPr>
+          <w:rStyle w:val="NormalTok"/>
+        </w:rPr>
+        <w:t xml:space="preserve">()</w:t>
+      </w:r>
+      <w:r>
+        <w:br/>
+      </w:r>
+      <w:r>
+        <w:rPr>
           <w:rStyle w:val="NormalTok"/>
         </w:rPr>
         <w:t xml:space="preserve">  model </w:t>
@@ -832,16 +886,7 @@
         <w:rPr>
           <w:rStyle w:val="VerbatimChar"/>
         </w:rPr>
-        <w:t xml:space="preserve">## 1  50  TRUE anomaly</w:t>
-      </w:r>
-      <w:r>
-        <w:br/>
-      </w:r>
-      <w:r>
-        <w:rPr>
-          <w:rStyle w:val="VerbatimChar"/>
-        </w:rPr>
-        <w:t xml:space="preserve">## 2  52  TRUE anomaly</w:t>
+        <w:t xml:space="preserve">## 1  51  TRUE anomaly</w:t>
       </w:r>
     </w:p>
     <w:bookmarkEnd w:id="17"/>
@@ -1004,7 +1049,7 @@
         <w:rPr>
           <w:rStyle w:val="VerbatimChar"/>
         </w:rPr>
-        <w:t xml:space="preserve">## TRUE      1     1    </w:t>
+        <w:t xml:space="preserve">## TRUE      0     1    </w:t>
       </w:r>
       <w:r>
         <w:br/>
@@ -1013,7 +1058,7 @@
         <w:rPr>
           <w:rStyle w:val="VerbatimChar"/>
         </w:rPr>
-        <w:t xml:space="preserve">## FALSE     0     99</w:t>
+        <w:t xml:space="preserve">## FALSE     1     99</w:t>
       </w:r>
     </w:p>
     <w:bookmarkEnd w:id="18"/>
@@ -1104,7 +1149,7 @@
               <a:graphicData uri="http://schemas.openxmlformats.org/drawingml/2006/picture">
                 <pic:pic>
                   <pic:nvPicPr>
-                    <pic:cNvPr descr="/home/gpca/harbinger/examples/anomalies/doc/80-autoencoder-han_autoenc_ed_files/41cc9ad84d6b23d0eb4579339467ea351876b5e6.png" id="21" name="Picture"/>
+                    <pic:cNvPr descr="/home/gpca/harbinger/examples/anomalies/doc/80-autoencoder-han_autoenc_ed_files/aab29680e33d49cf894c5bdb4624784df26b0086.png" id="21" name="Picture"/>
                     <pic:cNvPicPr>
                       <a:picLocks noChangeArrowheads="1" noChangeAspect="1"/>
                     </pic:cNvPicPr>
@@ -1255,7 +1300,7 @@
               <a:graphicData uri="http://schemas.openxmlformats.org/drawingml/2006/picture">
                 <pic:pic>
                   <pic:nvPicPr>
-                    <pic:cNvPr descr="/home/gpca/harbinger/examples/anomalies/doc/80-autoencoder-han_autoenc_ed_files/ecd14d4a0b06b9abf34af405d6733b47dd97fd98.png" id="24" name="Picture"/>
+                    <pic:cNvPr descr="/home/gpca/harbinger/examples/anomalies/doc/80-autoencoder-han_autoenc_ed_files/244f5b708c9c720ab4a8bb71747c5540d2bc3e51.png" id="24" name="Picture"/>
                     <pic:cNvPicPr>
                       <a:picLocks noChangeArrowheads="1" noChangeAspect="1"/>
                     </pic:cNvPicPr>
